--- a/example_articles/states/West Virginia/5.states_West Virginia_Other_publisher.docx
+++ b/example_articles/states/West Virginia/5.states_West Virginia_Other_publisher.docx
@@ -27,17 +27,17 @@
     </w:p>
     <w:p>
       <w:r>
-        <w:t>Source File: Other publishers/Files (500) (25).DOCX</w:t>
+        <w:t>Source file: Other publishers/Files (500) (25).DOCX</w:t>
       </w:r>
     </w:p>
     <w:p>
       <w:r>
-        <w:t>Raw locations result: ['West Virginia']</w:t>
+        <w:t>Raw locations result, 'locations': ['West Virginia']</w:t>
       </w:r>
     </w:p>
     <w:p>
       <w:r>
-        <w:t>states_stand_flat (Standardized): West Virginia</w:t>
+        <w:t>Standardized locations result, 'states_stand_flat': West Virginia</w:t>
       </w:r>
     </w:p>
     <w:p>

--- a/example_articles/states/West Virginia/5.states_West Virginia_Other_publisher.docx
+++ b/example_articles/states/West Virginia/5.states_West Virginia_Other_publisher.docx
@@ -7,7 +7,7 @@
         <w:pStyle w:val="Heading1"/>
       </w:pPr>
       <w:r>
-        <w:t>COLLECTORS RESTORE, JAZZ UP CLASSIC BIKES; Ohio Classic Bicycle Club to participate in Brookville Community Picnic July 27-29</w:t>
+        <w:t>A FEW GOOD BOOKS FOR BUS OR BEACH</w:t>
       </w:r>
     </w:p>
     <w:p>
@@ -17,17 +17,17 @@
     </w:p>
     <w:p>
       <w:r>
-        <w:t>Date: 2001-04-19</w:t>
+        <w:t>Date: 2006-07-18</w:t>
       </w:r>
     </w:p>
     <w:p>
       <w:r>
-        <w:t>Section: NEIGHBORS,</w:t>
+        <w:t>Section: LIFESTYLE; Pg. A-2</w:t>
       </w:r>
     </w:p>
     <w:p>
       <w:r>
-        <w:t>Source file: Other publishers/Files (500) (25).DOCX</w:t>
+        <w:t>Source file: Other publishers/Files (500) (21).DOCX</w:t>
       </w:r>
     </w:p>
     <w:p>
@@ -49,93 +49,45 @@
     </w:p>
     <w:p>
       <w:r>
-        <w:t>BROOKVILLE - It's no wonder that bicycle collecting has become a fast-growing hobby among adults.</w:t>
+        <w:t>Last week, a nice man from McKeesport took time out from his busy schedule to e-mail me about my "constant pompous habit of referring to literature for analogies."</w:t>
         <w:br/>
-        <w:t>Most grew up in the years following World War II and it was then that nearly every child became a bicycle owner.</w:t>
+        <w:t>He added that my literary citations, with the possible exception of Shakespeare, are too obscure for folks in these parts.</w:t>
         <w:br/>
-        <w:t>For many people, their first bike was no lesser of an experience than a first love. It was an epiphany - a taste of freedom in an adult-dominated world.</w:t>
+        <w:t>Alas, this isn't the first time I've been told that I'm indirectly training a new generation of non-readers to avoid my column by sounding too high-falutin' and book smart.</w:t>
         <w:br/>
-        <w:t>Although some collectors prefer the kind of bikes they had as children or the bikes they wanted, but couldn't have, others fall in love with those from other eras in the history of the bicycle. Still others take old parts to create one-of-a-kind customs.</w:t>
+        <w:t>Well, I'm going to toss caution to the wind and alienate even more disenchanted readers in McKeesport by publishing yet another list of books I'm reading on the bus these days.</w:t>
         <w:br/>
-        <w:t>There is room for all in the Ohio Classic Bicycle Club, an organization founded last year by Ken Osman of Kettering and Carl Shover of Bellbrook. The club meets about every two to three months.</w:t>
+        <w:t>I'm guaranteed to get through most of these listed here, but one or two will fall by the wayside. But like every shameless bibliophile, I still want credit for owning more books than I can possibly read in a lifetime:</w:t>
         <w:br/>
-        <w:t>The members chose to participate in two major events this year - the Brookville Community Picnic July 27-29 and the Kettering Holiday at Home bike show Sept. 2.</w:t>
+        <w:t>"Last Mountain Dancer: Hard Earned Lessons in Love, Loss and Honky-Tonk Outlaw Life" by Chuck Kinder (Carroll &amp; Graff).</w:t>
         <w:br/>
-        <w:t>Shover is also a Ford enthusiast, but found he could collect more bicycles for the money and the space than classic Mustangs.</w:t>
+        <w:t>I've been telling folks for weeks that this is easily the funniest biography I've read since Frederick Exley's "A Fan's Notes." Kinder, a University of Pittsburgh professor, maintains the humor and some genuinely profound moments over far more pages than Exley ever did. "Last Mountain Dancer" has made me a fan of West Virginia's gonzo-mystical-backwoods working class and Kinder's affectionate, yet manic vision of it all. This is an instant classic.</w:t>
         <w:br/>
-        <w:t>He said the bike bug bit him about 1989 when he ran across a "Radiant Coppertone" Schwinn Junior Sting-Ray that was a near double of his first bike.</w:t>
+        <w:t>"Armed Madhouse" by Greg Palast (Dutton). Hands down, Palast is my favorite muckraking journalist these days because he's not afraid to go where more "sensible" scribes in the mainstream media fear to tread. If you want the straight dope on how elections are stolen and politicians bought off, read Palast and, possibly, save democracy in the process.</w:t>
         <w:br/>
-        <w:t>"It was at a garage sale and I had to have it," he said. "I paid $ 15, but the next thing you know I was buying parts and pieces."</w:t>
+        <w:t>"Mayflower: A Story of Courage, Community and War" by Nathaniel Philbrick (Viking). I originally picked this up because I never tire of reading terrible things about the Pilgrims. What I got instead is a balanced look at how horrible the Native Americans and the first colonists were to each other. Can't we all just get along?</w:t>
         <w:br/>
-        <w:t>More Sting-Rays followed, but he ended up selling his collection when he moved to a different house in Bellbrook in 1994.</w:t>
+        <w:t>"Kingdom Coming: The Rise of Christian Nationalism" by Michelle Goldberg (Norton). By the time the Christian Dominion movement becomes a household word, Goldberg's book will be recognized as the definitive guide to how a relatively tiny group of intellectuals, politicians and conservative religionists positioned themselves to take over America. This stuff is no joke.</w:t>
         <w:br/>
-        <w:t>Shortly after, Shover met Ken Osman, a long-time collector who is a mentor to many other area collectors.</w:t>
+        <w:t>"Bob Dylan: The Essential Interviews" edited by Jonathan Cott (Rolling Stone). Frankly, I burned out on Dylan a few years ago and purposely avoided picking up a lot of the books saturating the culture as of late, but this book has sucked me back into the deep and musty temple of Dylanology. I've read most of these pieces in other places, but they're so interesting I'm compelled to dip into them again.</w:t>
         <w:br/>
-        <w:t>"Ken is the hub of the club," Shover said, quite aware of his pun. "He's been at this for 40 years."</w:t>
+        <w:t>"How to Rent a Negro" by Damali ayo (Lawrence Hill Books). Fans of artist Damali ayo's Web site rent-a-negro.com have been waiting for this book for a long time. Damali does the kind of satire Dave Chappelle was reaching for before he quit his $55 million gig and ran off to South Africa. The only difference is that ayo is a lot smarter and has the intestinal fortitude to stand and fight for her art. This is searing, hilariously caustic observational comedy. Give her a show on Comedy Central.</w:t>
         <w:br/>
-        <w:t>Osman gave Shover a ride on a restored Schwinn Black Phantom and Shover never looked back. Balloon-tired bikes became his specialty, even though those bikes were from an earlier era.</w:t>
+        <w:t>"Perilous Times: Free Speech in Wartime" by Geoffrey Stone (Norton). Hey, the title alone says it all. The current war on the press ain't nothing new. Ask George Washington.</w:t>
         <w:br/>
-        <w:t>"I was born at the wrong time," Shover said.</w:t>
+        <w:t>"Acts of Faith" by Philip Caputo (Vintage). Because everyone should read at least one brilliant novel about Darfur before they die.</w:t>
         <w:br/>
-        <w:t>He said one of his greatest pleasures is discovering how many other bike enthusiasts are around the area.</w:t>
+        <w:t>"Meet You in Hell: Andrew Carnegie, Henry Clay Frick, and the Bitter Partnership that Transformed America" by Les Standiford (Three Rivers Press). I knew next to nothing about these two Pittsburgh-based titans. Now I know too much, and it scares me.</w:t>
         <w:br/>
-        <w:t>"You can't imagine how many people don't realize how many old bikes are out there, especially when I have two of them strapped in back of my truck and I stop to get gas."</w:t>
+        <w:t>"Ghosts of Vesuvius: A New Look at the Last Days of Pompeii, How Towers Fall, and other Strange Connections" by Charles Pellegrino (Harper Perennial). What do the devastating eruption of a volcano in 79 A.D. and the fall of the World Trade Center towers have in common? Read this and marvel at the answer. Pellegrino's poetic sensibility and mastery of multiple disciplines makes him the rarest of historians: eminently readable.</w:t>
         <w:br/>
-        <w:t>Currently, the club has about 30 members who live as far away as Middletown and Richmond, Ind.</w:t>
+        <w:t>"Shibumi" by Trevanian (Three Rivers Press). A hired assassin seeking moral perfection through Japanese cultural practices and Zen? This beach book for intellectuals (not that I'm one of them) is beyond categorizing. Read it before Quentin Tarantino turns it into a movie.</w:t>
         <w:br/>
-        <w:t>"Some of these guys are into nothing but bikes from the late 1800s, while others are into balloon tires, middleweights or muscle bikes," Shover said.</w:t>
         <w:br/>
-        <w:t>That's not always typical in bicycle circles. Many collectors turn their noses up at "other" bikes than their own. Some are purists who insist that bikes should only be restored with original parts; some eschew Sting-Rays and other wheelie bikes.</w:t>
+        <w:t>Notes</w:t>
         <w:br/>
-        <w:t>"We don't discriminate against people with what they are buying," Shover said. He said he knows that some people don't approve of his love of "tricking out" and customizing bikes into fantasy rides.</w:t>
         <w:br/>
-        <w:t>"I never try to pass one off as an original," he said.</w:t>
-        <w:br/>
-        <w:t>Shover likes to put balloon tires on middleweight frames to get a better ride and he loves the way "skirt guards" look on boys' bikes, even though they were originally only on deluxe girls' models to keep the girls' skirts out of the spokes.</w:t>
-        <w:br/>
-        <w:t>He's also put the smaller handlebars from girls' bikes onto his balloon-tire bikes because they are more comfortable.</w:t>
-        <w:br/>
-        <w:t>Shover said he rides all of his bikes, but some members' bikes are for show only. And that's OK.</w:t>
-        <w:br/>
-        <w:t>For Shover, the eldest of seven children in a working-class Kettering family, his collection is an accomplishment.</w:t>
-        <w:br/>
-        <w:t>He believes that hobbies should pay for themselves, and he's proud that he has generated enough from buying and selling that he's never had to use the family's household income to supplement his collection.</w:t>
-        <w:br/>
-        <w:t>"I came from humble beginnings. This is my way to indulge in something there was no chance I could have had as a kid," he said.</w:t>
-        <w:br/>
-        <w:t>For information on the Ohio Classic Bicycle Club, go to their Web site at http://www.ohioclassicbicycleclub.com/ or call Shover at 848-2098. MAME BURNS/DAYTON DAILY NEWS</w:t>
-        <w:br/>
-        <w:t xml:space="preserve"> </w:t>
-        <w:br/>
-        <w:t>CARL SHOVER, ONE OF THE founders of the Ohio Classic Bicycle Club, holds up his favorite classic bike, a balloon-tired Dyno. Shover said it's his favorite because he always wanted a metallic tangerine bike.  MAME BURNS/DAYTON DAILY NEWS</w:t>
-        <w:br/>
-        <w:t xml:space="preserve"> </w:t>
-        <w:br/>
-        <w:t>THESE ARE FOUR classic bicycles owned by Shover, who refurbishes old bikes for pleasure and to sell.  MAME BURNS/DAYTON DAILY NEWS</w:t>
-        <w:br/>
-        <w:t xml:space="preserve"> </w:t>
-        <w:br/>
-        <w:t>SHOVER test fits a 1940's reproduction Black Phantom chain guard in his garage that is full of classic bicycles and parts.</w:t>
-        <w:br/>
-        <w:t xml:space="preserve"> </w:t>
-        <w:br/>
-        <w:t>STYLE: JUNK</w:t>
-        <w:br/>
-        <w:t xml:space="preserve"> </w:t>
-        <w:br/>
-        <w:t>input file to flt0 is: /asst/dti/0419/pass1/0275</w:t>
-        <w:br/>
-        <w:t xml:space="preserve"> </w:t>
-        <w:br/>
-        <w:t>STYLE: JUNK</w:t>
-        <w:br/>
-        <w:t xml:space="preserve"> </w:t>
-        <w:br/>
-        <w:t>input file to flt1 is: /asst/dti/0419/pass2/0275</w:t>
-        <w:br/>
-        <w:t xml:space="preserve"> </w:t>
-        <w:br/>
-        <w:t>Input filename: 0275 Output filename: /asst/dti/0419/pass4/0275</w:t>
+        <w:t>Tony Norman can be reached at tnorman@post-gazette.com or 412-263-1631.</w:t>
       </w:r>
     </w:p>
     <w:sectPr>

--- a/example_articles/states/West Virginia/5.states_West Virginia_Other_publisher.docx
+++ b/example_articles/states/West Virginia/5.states_West Virginia_Other_publisher.docx
@@ -7,7 +7,7 @@
         <w:pStyle w:val="Heading1"/>
       </w:pPr>
       <w:r>
-        <w:t>A FEW GOOD BOOKS FOR BUS OR BEACH</w:t>
+        <w:t>Blowout bolsters Clinton resolve; W.Va. shows hurdles for Obama in the fall</w:t>
       </w:r>
     </w:p>
     <w:p>
@@ -17,17 +17,17 @@
     </w:p>
     <w:p>
       <w:r>
-        <w:t>Date: 2006-07-18</w:t>
+        <w:t>Date: 2008-05-14</w:t>
       </w:r>
     </w:p>
     <w:p>
       <w:r>
-        <w:t>Section: LIFESTYLE; Pg. A-2</w:t>
+        <w:t>Section: NEWS; Pg. 1A</w:t>
       </w:r>
     </w:p>
     <w:p>
       <w:r>
-        <w:t>Source file: Other publishers/Files (500) (21).DOCX</w:t>
+        <w:t>Source file: Other publishers/Files (500) (14).DOCX</w:t>
       </w:r>
     </w:p>
     <w:p>
@@ -49,45 +49,39 @@
     </w:p>
     <w:p>
       <w:r>
-        <w:t>Last week, a nice man from McKeesport took time out from his busy schedule to e-mail me about my "constant pompous habit of referring to literature for analogies."</w:t>
+        <w:t>Hillary Rodham Clinton crushed Barack Obama by more than 2-1 in the West Virginia primary Tuesday -- a victory that was surely personally satisfying but came as the Democratic presidential nomination is nearly in the grasp of her rival.</w:t>
         <w:br/>
-        <w:t>He added that my literary citations, with the possible exception of Shakespeare, are too obscure for folks in these parts.</w:t>
+        <w:t>"There are some who have wanted to cut this race short," Clinton told raucous, cheering supporters in Charleston, but she left no doubt she plans to stay in the race through the final contests.</w:t>
         <w:br/>
-        <w:t>Alas, this isn't the first time I've been told that I'm indirectly training a new generation of non-readers to avoid my column by sounding too high-falutin' and book smart.</w:t>
+        <w:t>"I am more determined than ever to carry on this campaign until everyone has had a chance to make their voices heard," she said, calling herself a stronger candidate in a general election and a better-prepared president.</w:t>
         <w:br/>
-        <w:t>Well, I'm going to toss caution to the wind and alienate even more disenchanted readers in McKeesport by publishing yet another list of books I'm reading on the bus these days.</w:t>
+        <w:t>Obama, who had made just three campaign stops in West Virginia, was campaigning instead in Cape Girardeau, Mo. -- a battleground state in the fall -- and focusing on presumptive Republican nominee John McCain.</w:t>
         <w:br/>
-        <w:t>I'm guaranteed to get through most of these listed here, but one or two will fall by the wayside. But like every shameless bibliophile, I still want credit for owning more books than I can possibly read in a lifetime:</w:t>
+        <w:t>"There is a lot of talk these days about how the Democratic party is divided," he said, "but I'm not worried because I know that we'll be able to come together quickly behind a common purpose."</w:t>
         <w:br/>
-        <w:t>"Last Mountain Dancer: Hard Earned Lessons in Love, Loss and Honky-Tonk Outlaw Life" by Chuck Kinder (Carroll &amp; Graff).</w:t>
+        <w:t>Still, surveys of voters as they left polling places spotlighted Obama's difficulty in winning over white, working-class voters who have been a mainstay of Clinton's support and who dominate the Mountain State's electorate.</w:t>
         <w:br/>
-        <w:t>I've been telling folks for weeks that this is easily the funniest biography I've read since Frederick Exley's "A Fan's Notes." Kinder, a University of Pittsburgh professor, maintains the humor and some genuinely profound moments over far more pages than Exley ever did. "Last Mountain Dancer" has made me a fan of West Virginia's gonzo-mystical-backwoods working class and Kinder's affectionate, yet manic vision of it all. This is an instant classic.</w:t>
+        <w:t>She won white women by 3-1 and white men by 2-1. Whites without a college degree voted for her by 3-1.</w:t>
         <w:br/>
-        <w:t>"Armed Madhouse" by Greg Palast (Dutton). Hands down, Palast is my favorite muckraking journalist these days because he's not afraid to go where more "sensible" scribes in the mainstream media fear to tread. If you want the straight dope on how elections are stolen and politicians bought off, read Palast and, possibly, save democracy in the process.</w:t>
+        <w:t>Seven of 10 voters said Clinton shared their core values; fewer than half said that of Obama. Race was also a factor: One in five said it was important in their vote. Of those, 85% backed Clinton.</w:t>
         <w:br/>
-        <w:t>"Mayflower: A Story of Courage, Community and War" by Nathaniel Philbrick (Viking). I originally picked this up because I never tire of reading terrible things about the Pilgrims. What I got instead is a balanced look at how horrible the Native Americans and the first colonists were to each other. Can't we all just get along?</w:t>
+        <w:t>A third of Clinton supporters said they would vote for Obama in November if he is nominated. Nearly as many said they would defect to McCain. A quarter said they'd stay home.</w:t>
         <w:br/>
-        <w:t>"Kingdom Coming: The Rise of Christian Nationalism" by Michelle Goldberg (Norton). By the time the Christian Dominion movement becomes a household word, Goldberg's book will be recognized as the definitive guide to how a relatively tiny group of intellectuals, politicians and conservative religionists positioned themselves to take over America. This stuff is no joke.</w:t>
+        <w:t>Obama's campaign distributed a strategy memo that downplayed the importance of West Virginia's 28 delegates, likely to split 20 for her, eight for him. Over the past week, the memo noted, Obama had been endorsed by 27 of the party leaders known as superdelegates.</w:t>
         <w:br/>
-        <w:t>"Bob Dylan: The Essential Interviews" edited by Jonathan Cott (Rolling Stone). Frankly, I burned out on Dylan a few years ago and purposely avoided picking up a lot of the books saturating the culture as of late, but this book has sucked me back into the deep and musty temple of Dylanology. I've read most of these pieces in other places, but they're so interesting I'm compelled to dip into them again.</w:t>
+        <w:t>Before West Virginia's delegates were allocated, Obama was 150 delegates short of the 2,025 needed for nomination, an almost insurmountable lead.</w:t>
         <w:br/>
-        <w:t>"How to Rent a Negro" by Damali ayo (Lawrence Hill Books). Fans of artist Damali ayo's Web site rent-a-negro.com have been waiting for this book for a long time. Damali does the kind of satire Dave Chappelle was reaching for before he quit his $55 million gig and ran off to South Africa. The only difference is that ayo is a lot smarter and has the intestinal fortitude to stand and fight for her art. This is searing, hilariously caustic observational comedy. Give her a show on Comedy Central.</w:t>
+        <w:t>Kentucky and Oregon hold primaries next Tuesday, followed by Puerto Rico on June 1 and the concluding contests in Montana and South Dakota on June 3. Former Democratic national chairman Roy Romer endorsed Obama on Tuesday with a plea for Clinton to drop out.</w:t>
         <w:br/>
-        <w:t>"Perilous Times: Free Speech in Wartime" by Geoffrey Stone (Norton). Hey, the title alone says it all. The current war on the press ain't nothing new. Ask George Washington.</w:t>
-        <w:br/>
-        <w:t>"Acts of Faith" by Philip Caputo (Vintage). Because everyone should read at least one brilliant novel about Darfur before they die.</w:t>
-        <w:br/>
-        <w:t>"Meet You in Hell: Andrew Carnegie, Henry Clay Frick, and the Bitter Partnership that Transformed America" by Les Standiford (Three Rivers Press). I knew next to nothing about these two Pittsburgh-based titans. Now I know too much, and it scares me.</w:t>
-        <w:br/>
-        <w:t>"Ghosts of Vesuvius: A New Look at the Last Days of Pompeii, How Towers Fall, and other Strange Connections" by Charles Pellegrino (Harper Perennial). What do the devastating eruption of a volcano in 79 A.D. and the fall of the World Trade Center towers have in common? Read this and marvel at the answer. Pellegrino's poetic sensibility and mastery of multiple disciplines makes him the rarest of historians: eminently readable.</w:t>
-        <w:br/>
-        <w:t>"Shibumi" by Trevanian (Three Rivers Press). A hired assassin seeking moral perfection through Japanese cultural practices and Zen? This beach book for intellectuals (not that I'm one of them) is beyond categorizing. Read it before Quentin Tarantino turns it into a movie.</w:t>
+        <w:t xml:space="preserve">"Hillary Clinton has been a very strong and formidable candidate ... but the math is controlling," the former Colorado governor said. He said it was "time for the party to unify, to get beyond the primary season and begin the general election." </w:t>
         <w:br/>
         <w:br/>
-        <w:t>Notes</w:t>
+        <w:t>Graphic</w:t>
         <w:br/>
         <w:br/>
-        <w:t>Tony Norman can be reached at tnorman@post-gazette.com or 412-263-1631.</w:t>
+        <w:t xml:space="preserve"> </w:t>
+        <w:br/>
+        <w:t>PHOTO, Color, Robyn Beck, AFP/Getty Images</w:t>
       </w:r>
     </w:p>
     <w:sectPr>

--- a/example_articles/states/West Virginia/5.states_West Virginia_Other_publisher.docx
+++ b/example_articles/states/West Virginia/5.states_West Virginia_Other_publisher.docx
@@ -7,7 +7,7 @@
         <w:pStyle w:val="Heading1"/>
       </w:pPr>
       <w:r>
-        <w:t>Blowout bolsters Clinton resolve; W.Va. shows hurdles for Obama in the fall</w:t>
+        <w:t>ALABAMA COACH SABAN YET TO NAME STARTING QB FOR SEASON OPENER</w:t>
       </w:r>
     </w:p>
     <w:p>
@@ -17,12 +17,12 @@
     </w:p>
     <w:p>
       <w:r>
-        <w:t>Date: 2008-05-14</w:t>
+        <w:t>Date: 2014-08-26</w:t>
       </w:r>
     </w:p>
     <w:p>
       <w:r>
-        <w:t>Section: NEWS; Pg. 1A</w:t>
+        <w:t>Section: SPORTS; WEST VIRGINIA; Pg. D-2</w:t>
       </w:r>
     </w:p>
     <w:p>
@@ -49,39 +49,51 @@
     </w:p>
     <w:p>
       <w:r>
-        <w:t>Hillary Rodham Clinton crushed Barack Obama by more than 2-1 in the West Virginia primary Tuesday -- a victory that was surely personally satisfying but came as the Democratic presidential nomination is nearly in the grasp of her rival.</w:t>
+        <w:t>Few jobs in Tuscaloosa, Ala., are subject to such supreme levels of scrutiny as the starting quarterback of the Alabama football team. Maybe that's why Crimson Tide coach Nick Saban has yet to name his starter five days before No. 2 Alabama and West Virginia kick off the 2014 season in Atlanta.</w:t>
         <w:br/>
-        <w:t>"There are some who have wanted to cut this race short," Clinton told raucous, cheering supporters in Charleston, but she left no doubt she plans to stay in the race through the final contests.</w:t>
+        <w:t>Three-year starter AJ McCarron left the nest this spring with a championship ring and a 36-4 record to his name, and the search for his successor has been whittled down to senior Blake Sims and junior Jacob Coker.</w:t>
         <w:br/>
-        <w:t>"I am more determined than ever to carry on this campaign until everyone has had a chance to make their voices heard," she said, calling herself a stronger candidate in a general election and a better-prepared president.</w:t>
+        <w:t>Saban said Monday he has "no plans" to rotate the quarterbacks throughout the game but then made a quick call to his bullpen of cross-sport analogies.</w:t>
         <w:br/>
-        <w:t>Obama, who had made just three campaign stops in West Virginia, was campaigning instead in Cape Girardeau, Mo. -- a battleground state in the fall -- and focusing on presumptive Republican nominee John McCain.</w:t>
+        <w:t>"That doesn't mean that whatever pitcher starts the game is necessarily going to pitch nine innings," Saban said. "When [Yankees manager] Joe Girardi tells [Masahiro] Tanaka he's starting a game, he's not telling him he's going to pitch nine innings. Does he tell him that, or does he just pitch until he doesn't pitch well anymore?"</w:t>
         <w:br/>
-        <w:t>"There is a lot of talk these days about how the Democratic party is divided," he said, "but I'm not worried because I know that we'll be able to come together quickly behind a common purpose."</w:t>
+        <w:t>Sims, the incumbent backup, is a dual-threat option who has played in 23 games at Alabama, throwing for 244 yards on 23-of-39 passing and rushing for 355 yards.</w:t>
         <w:br/>
-        <w:t>Still, surveys of voters as they left polling places spotlighted Obama's difficulty in winning over white, working-class voters who have been a mainstay of Clinton's support and who dominate the Mountain State's electorate.</w:t>
+        <w:t>"Blake has more familiarity with the system, having been here longer," Saban said. "I think he's more comfortable doing the things we do."</w:t>
         <w:br/>
-        <w:t>She won white women by 3-1 and white men by 2-1. Whites without a college degree voted for her by 3-1.</w:t>
+        <w:t>Coker transferred to Alabama this summer after graduating from Florida State, where he was backup to Heisman Trophy winner Jameis Winston. Coker still lacks knowledge of and experience with the offense, Saban said. He started to suggest Coker's true disadvantage is his level of confidence but stopped mid-sentence.</w:t>
         <w:br/>
-        <w:t>Seven of 10 voters said Clinton shared their core values; fewer than half said that of Obama. Race was also a factor: One in five said it was important in their vote. Of those, 85% backed Clinton.</w:t>
+        <w:t>"It's kind of an interesting thing," Saban said. "We say players play without confidence, but to think that a guy can play with confidence when he doesn't yet have knowledge [of the system] is almost stupid. A player has to be able to develop knowledge and understanding of what he's supposed to do for him to really have confidence in doing it."</w:t>
         <w:br/>
-        <w:t>A third of Clinton supporters said they would vote for Obama in November if he is nominated. Nearly as many said they would defect to McCain. A quarter said they'd stay home.</w:t>
+        <w:t>Asked whether being without a starting quarterback for Week 1 is a worrisome indication, Saban said, "Well, I was going to look at the glass half full on that one -- you could say both guys are playing really, really well and it's hard to choose."</w:t>
         <w:br/>
-        <w:t>Obama's campaign distributed a strategy memo that downplayed the importance of West Virginia's 28 delegates, likely to split 20 for her, eight for him. Over the past week, the memo noted, Obama had been endorsed by 27 of the party leaders known as superdelegates.</w:t>
+        <w:t>Saban looks back</w:t>
         <w:br/>
-        <w:t>Before West Virginia's delegates were allocated, Obama was 150 delegates short of the 2,025 needed for nomination, an almost insurmountable lead.</w:t>
+        <w:t>At his core, Saban is a tried and true West Virginian. The son of working-class parents from Monongah, W.Va., 20 miles outside of Morgantown, Saban shared a few memories of his childhood as a diehard fan.</w:t>
         <w:br/>
-        <w:t>Kentucky and Oregon hold primaries next Tuesday, followed by Puerto Rico on June 1 and the concluding contests in Montana and South Dakota on June 3. Former Democratic national chairman Roy Romer endorsed Obama on Tuesday with a plea for Clinton to drop out.</w:t>
+        <w:t>West Virginia football "was the biggest thing going when I was a kid," Saban said. "Going to Mountaineer Field to watch West Virginia play was the highlight of my year. I still have great memories of home, I have great memories of the people and relationships I have at home, and I've always been a Mountaineer fan."</w:t>
         <w:br/>
-        <w:t xml:space="preserve">"Hillary Clinton has been a very strong and formidable candidate ... but the math is controlling," the former Colorado governor said. He said it was "time for the party to unify, to get beyond the primary season and begin the general election." </w:t>
+        <w:t>Saban recalled dangling his feet over the edge of the upper deck at Stansbury Hall, peering through the railing as future NBA Hall of Famer Jerry West suited up for the Mountaineers.</w:t>
+        <w:br/>
+        <w:t>"I remember listening to my little brown transistor radio when [University of California's] Darrall Imhoff hit a jump shot to end a game in [1959] to win, 71-70, in the national championship game. You don't forget stuff like that.</w:t>
+        <w:br/>
+        <w:t>"But now I'm Alabama's coach now, so I'm an Alabama fan. We don't really have to be concerned with any of that."</w:t>
+        <w:br/>
+        <w:t>NCAA suspends Banks</w:t>
+        <w:br/>
+        <w:t>Redshirt senior cornerback Ishmael "Icky" Banks was suspended by the NCAA for three games -- the entirety of the Mountaineers' non-conference schedule -- because of "academic issues," according to coach Dana Holgorsen.</w:t>
+        <w:br/>
+        <w:t>"For the first three games, he will be suspended but able to practice," Holgorsen said on the Big 12 coaches teleconference. "He'll back for our Oklahoma game and the remainder of the Big 12 schedule after that. We're glad that he got it resolved and thank the NCAA for their ruling on that."</w:t>
+        <w:br/>
+        <w:t>Banks started all 12 games at cornerback last season, making 32 tackles and two interceptions. Holgorsen will hope to plug the hole in the secondary with senior Travis Bell and junior Terrell Chestnut.</w:t>
+        <w:br/>
+        <w:t>"We've got bodies at corner," Holgorsen said. "We've just got to see how they respond."</w:t>
         <w:br/>
         <w:br/>
-        <w:t>Graphic</w:t>
+        <w:t>Notes</w:t>
         <w:br/>
         <w:br/>
-        <w:t xml:space="preserve"> </w:t>
-        <w:br/>
-        <w:t>PHOTO, Color, Robyn Beck, AFP/Getty Images</w:t>
+        <w:t>Stephen J. Nesbitt: snesbitt@post-gazette.com and Twitter @stephenjnesbitt. /</w:t>
       </w:r>
     </w:p>
     <w:sectPr>
